--- a/file/安装手册.docx
+++ b/file/安装手册.docx
@@ -1,8 +1,13 @@
 
 <file path=word/document.xml><?xml version="1.0" encoding="utf-8"?>
-<w:document xmlns:wpc="http://schemas.microsoft.com/office/word/2010/wordprocessingCanvas" xmlns:cx="http://schemas.microsoft.com/office/drawing/2014/chartex" xmlns:cx1="http://schemas.microsoft.com/office/drawing/2015/9/8/chartex" xmlns:cx2="http://schemas.microsoft.com/office/drawing/2015/10/21/chartex" xmlns:cx3="http://schemas.microsoft.com/office/drawing/2016/5/9/chartex" xmlns:cx4="http://schemas.microsoft.com/office/drawing/2016/5/10/chartex" xmlns:cx5="http://schemas.microsoft.com/office/drawing/2016/5/11/chartex" xmlns:cx6="http://schemas.microsoft.com/office/drawing/2016/5/12/chartex" xmlns:cx7="http://schemas.microsoft.com/office/drawing/2016/5/13/chartex" xmlns:cx8="http://schemas.microsoft.com/office/drawing/2016/5/14/chartex" xmlns:mc="http://schemas.openxmlformats.org/markup-compatibility/2006" xmlns:aink="http://schemas.microsoft.com/office/drawing/2016/ink" xmlns:am3d="http://schemas.microsoft.com/office/drawing/2017/model3d" xmlns:o="urn:schemas-microsoft-com:office:office" xmlns:r="http://schemas.openxmlformats.org/officeDocument/2006/relationships" xmlns:m="http://schemas.openxmlformats.org/officeDocument/2006/math" xmlns:v="urn:schemas-microsoft-com:vml" xmlns:wp14="http://schemas.microsoft.com/office/word/2010/wordprocessingDrawing" xmlns:wp="http://schemas.openxmlformats.org/drawingml/2006/wordprocessingDrawing" xmlns:w10="urn:schemas-microsoft-com:office:word" xmlns:w="http://schemas.openxmlformats.org/wordprocessingml/2006/main" xmlns:w14="http://schemas.microsoft.com/office/word/2010/wordml" xmlns:w15="http://schemas.microsoft.com/office/word/2012/wordml" xmlns:w16cex="http://schemas.microsoft.com/office/word/2018/wordml/cex" xmlns:w16cid="http://schemas.microsoft.com/office/word/2016/wordml/cid" xmlns:w16="http://schemas.microsoft.com/office/word/2018/wordml" xmlns:w16sdtdh="http://schemas.microsoft.com/office/word/2020/wordml/sdtdatahash" xmlns:w16se="http://schemas.microsoft.com/office/word/2015/wordml/symex" xmlns:wpg="http://schemas.microsoft.com/office/word/2010/wordprocessingGroup" xmlns:wpi="http://schemas.microsoft.com/office/word/2010/wordprocessingInk" xmlns:wne="http://schemas.microsoft.com/office/word/2006/wordml" xmlns:wps="http://schemas.microsoft.com/office/word/2010/wordprocessingShape" mc:Ignorable="w14 w15 w16se w16cid w16 w16cex w16sdtdh wp14">
+<w:document xmlns:wpc="http://schemas.microsoft.com/office/word/2010/wordprocessingCanvas" xmlns:cx="http://schemas.microsoft.com/office/drawing/2014/chartex" xmlns:cx1="http://schemas.microsoft.com/office/drawing/2015/9/8/chartex" xmlns:cx2="http://schemas.microsoft.com/office/drawing/2015/10/21/chartex" xmlns:cx3="http://schemas.microsoft.com/office/drawing/2016/5/9/chartex" xmlns:cx4="http://schemas.microsoft.com/office/drawing/2016/5/10/chartex" xmlns:cx5="http://schemas.microsoft.com/office/drawing/2016/5/11/chartex" xmlns:cx6="http://schemas.microsoft.com/office/drawing/2016/5/12/chartex" xmlns:cx7="http://schemas.microsoft.com/office/drawing/2016/5/13/chartex" xmlns:cx8="http://schemas.microsoft.com/office/drawing/2016/5/14/chartex" xmlns:mc="http://schemas.openxmlformats.org/markup-compatibility/2006" xmlns:aink="http://schemas.microsoft.com/office/drawing/2016/ink" xmlns:am3d="http://schemas.microsoft.com/office/drawing/2017/model3d" xmlns:o="urn:schemas-microsoft-com:office:office" xmlns:oel="http://schemas.microsoft.com/office/2019/extlst" xmlns:r="http://schemas.openxmlformats.org/officeDocument/2006/relationships" xmlns:m="http://schemas.openxmlformats.org/officeDocument/2006/math" xmlns:v="urn:schemas-microsoft-com:vml" xmlns:wp14="http://schemas.microsoft.com/office/word/2010/wordprocessingDrawing" xmlns:wp="http://schemas.openxmlformats.org/drawingml/2006/wordprocessingDrawing" xmlns:w10="urn:schemas-microsoft-com:office:word" xmlns:w="http://schemas.openxmlformats.org/wordprocessingml/2006/main" xmlns:w14="http://schemas.microsoft.com/office/word/2010/wordml" xmlns:w15="http://schemas.microsoft.com/office/word/2012/wordml" xmlns:w16cex="http://schemas.microsoft.com/office/word/2018/wordml/cex" xmlns:w16cid="http://schemas.microsoft.com/office/word/2016/wordml/cid" xmlns:w16="http://schemas.microsoft.com/office/word/2018/wordml" xmlns:w16du="http://schemas.microsoft.com/office/word/2023/wordml/word16du" xmlns:w16sdtdh="http://schemas.microsoft.com/office/word/2020/wordml/sdtdatahash" xmlns:w16se="http://schemas.microsoft.com/office/word/2015/wordml/symex" xmlns:wpg="http://schemas.microsoft.com/office/word/2010/wordprocessingGroup" xmlns:wpi="http://schemas.microsoft.com/office/word/2010/wordprocessingInk" xmlns:wne="http://schemas.microsoft.com/office/word/2006/wordml" xmlns:wps="http://schemas.microsoft.com/office/word/2010/wordprocessingShape" mc:Ignorable="w14 w15 w16se w16cid w16 w16cex w16sdtdh w16du wp14">
   <w:body>
     <w:p>
+      <w:pPr>
+        <w:rPr>
+          <w:rFonts w:hint="eastAsia"/>
+        </w:rPr>
+      </w:pPr>
       <w:r>
         <w:rPr>
           <w:rFonts w:hint="eastAsia"/>
@@ -11,30 +16,94 @@
       </w:r>
     </w:p>
     <w:p>
-      <w:r>
-        <w:t>mysql8.0....(Source Server Version : 80023</w:t>
-      </w:r>
-    </w:p>
-    <w:p>
-      <w:r>
-        <w:t>nodejs版本：8.3.0</w:t>
-      </w:r>
-    </w:p>
-    <w:p>
+      <w:pPr>
+        <w:rPr>
+          <w:rFonts w:hint="eastAsia"/>
+        </w:rPr>
+      </w:pPr>
+      <w:r>
+        <w:t>mysql8.0</w:t>
+      </w:r>
+      <w:proofErr w:type="gramStart"/>
+      <w:r>
+        <w:t>....(</w:t>
+      </w:r>
+      <w:proofErr w:type="gramEnd"/>
+      <w:r>
+        <w:t>Source Server Version : 80023</w:t>
+      </w:r>
+    </w:p>
+    <w:p>
+      <w:pPr>
+        <w:rPr>
+          <w:rFonts w:hint="eastAsia"/>
+        </w:rPr>
+      </w:pPr>
+      <w:proofErr w:type="spellStart"/>
+      <w:r>
+        <w:t>nodejs</w:t>
+      </w:r>
+      <w:proofErr w:type="spellEnd"/>
+      <w:r>
+        <w:t>版本：8.3.0</w:t>
+      </w:r>
+    </w:p>
+    <w:p>
+      <w:pPr>
+        <w:rPr>
+          <w:rFonts w:hint="eastAsia"/>
+        </w:rPr>
+      </w:pPr>
       <w:r>
         <w:rPr>
           <w:rFonts w:hint="eastAsia"/>
         </w:rPr>
         <w:t>暂时</w:t>
       </w:r>
-      <w:r>
-        <w:t>redis和rabbitmq都不需要，虽然配置里有</w:t>
-      </w:r>
-    </w:p>
-    <w:p/>
-    <w:p/>
-    <w:p/>
-    <w:p>
+      <w:proofErr w:type="spellStart"/>
+      <w:r>
+        <w:t>redis</w:t>
+      </w:r>
+      <w:proofErr w:type="spellEnd"/>
+      <w:r>
+        <w:t>和</w:t>
+      </w:r>
+      <w:proofErr w:type="spellStart"/>
+      <w:r>
+        <w:t>rabbitmq</w:t>
+      </w:r>
+      <w:proofErr w:type="spellEnd"/>
+      <w:r>
+        <w:t>都不需要，虽然配置里有</w:t>
+      </w:r>
+    </w:p>
+    <w:p>
+      <w:pPr>
+        <w:rPr>
+          <w:rFonts w:hint="eastAsia"/>
+        </w:rPr>
+      </w:pPr>
+    </w:p>
+    <w:p>
+      <w:pPr>
+        <w:rPr>
+          <w:rFonts w:hint="eastAsia"/>
+        </w:rPr>
+      </w:pPr>
+    </w:p>
+    <w:p>
+      <w:pPr>
+        <w:rPr>
+          <w:rFonts w:hint="eastAsia"/>
+        </w:rPr>
+      </w:pPr>
+    </w:p>
+    <w:p>
+      <w:pPr>
+        <w:rPr>
+          <w:rFonts w:hint="eastAsia"/>
+        </w:rPr>
+      </w:pPr>
       <w:r>
         <w:rPr>
           <w:rFonts w:hint="eastAsia"/>
@@ -43,6 +112,11 @@
       </w:r>
     </w:p>
     <w:p>
+      <w:pPr>
+        <w:rPr>
+          <w:rFonts w:hint="eastAsia"/>
+        </w:rPr>
+      </w:pPr>
       <w:r>
         <w:rPr>
           <w:rFonts w:hint="eastAsia"/>
@@ -51,6 +125,11 @@
       </w:r>
     </w:p>
     <w:p>
+      <w:pPr>
+        <w:rPr>
+          <w:rFonts w:hint="eastAsia"/>
+        </w:rPr>
+      </w:pPr>
       <w:r>
         <w:t>I</w:t>
       </w:r>
@@ -64,6 +143,9 @@
     <w:p>
       <w:pPr>
         <w:pStyle w:val="HTML"/>
+        <w:rPr>
+          <w:rFonts w:hint="eastAsia"/>
+        </w:rPr>
       </w:pPr>
       <w:r>
         <w:rPr>
@@ -75,17 +157,31 @@
     <w:p>
       <w:pPr>
         <w:pStyle w:val="HTML"/>
-      </w:pPr>
-      <w:r>
-        <w:rPr>
-          <w:rFonts w:hint="eastAsia"/>
-        </w:rPr>
-        <w:t>如果没有装过nodejs</w:t>
-      </w:r>
+        <w:rPr>
+          <w:rFonts w:hint="eastAsia"/>
+        </w:rPr>
+      </w:pPr>
+      <w:r>
+        <w:rPr>
+          <w:rFonts w:hint="eastAsia"/>
+        </w:rPr>
+        <w:t>如果没有装过</w:t>
+      </w:r>
+      <w:proofErr w:type="spellStart"/>
+      <w:r>
+        <w:rPr>
+          <w:rFonts w:hint="eastAsia"/>
+        </w:rPr>
+        <w:t>nodejs</w:t>
+      </w:r>
+      <w:proofErr w:type="spellEnd"/>
     </w:p>
     <w:p>
       <w:pPr>
         <w:pStyle w:val="HTML"/>
+        <w:rPr>
+          <w:rFonts w:hint="eastAsia"/>
+        </w:rPr>
       </w:pPr>
       <w:r>
         <w:rPr>
@@ -169,6 +265,7 @@
           <w:bdr w:val="none" w:sz="0" w:space="0" w:color="auto" w:frame="1"/>
         </w:rPr>
       </w:pPr>
+      <w:proofErr w:type="spellStart"/>
       <w:r>
         <w:rPr>
           <w:rFonts w:ascii="Consolas" w:eastAsia="宋体" w:hAnsi="Consolas" w:cs="宋体"/>
@@ -178,7 +275,19 @@
           <w:szCs w:val="20"/>
           <w:bdr w:val="none" w:sz="0" w:space="0" w:color="auto" w:frame="1"/>
         </w:rPr>
-        <w:t>npm install</w:t>
+        <w:t>npm</w:t>
+      </w:r>
+      <w:proofErr w:type="spellEnd"/>
+      <w:r>
+        <w:rPr>
+          <w:rFonts w:ascii="Consolas" w:eastAsia="宋体" w:hAnsi="Consolas" w:cs="宋体"/>
+          <w:color w:val="24292F"/>
+          <w:kern w:val="0"/>
+          <w:sz w:val="20"/>
+          <w:szCs w:val="20"/>
+          <w:bdr w:val="none" w:sz="0" w:space="0" w:color="auto" w:frame="1"/>
+        </w:rPr>
+        <w:t xml:space="preserve"> install</w:t>
       </w:r>
     </w:p>
     <w:p>
@@ -212,6 +321,7 @@
           <w:bdr w:val="none" w:sz="0" w:space="0" w:color="auto" w:frame="1"/>
         </w:rPr>
       </w:pPr>
+      <w:proofErr w:type="spellStart"/>
       <w:r>
         <w:rPr>
           <w:rFonts w:ascii="Consolas" w:eastAsia="宋体" w:hAnsi="Consolas" w:cs="宋体" w:hint="eastAsia"/>
@@ -232,7 +342,19 @@
           <w:szCs w:val="20"/>
           <w:bdr w:val="none" w:sz="0" w:space="0" w:color="auto" w:frame="1"/>
         </w:rPr>
-        <w:t>pm run build</w:t>
+        <w:t>pm</w:t>
+      </w:r>
+      <w:proofErr w:type="spellEnd"/>
+      <w:r>
+        <w:rPr>
+          <w:rFonts w:ascii="Consolas" w:eastAsia="宋体" w:hAnsi="Consolas" w:cs="宋体"/>
+          <w:color w:val="24292F"/>
+          <w:kern w:val="0"/>
+          <w:sz w:val="20"/>
+          <w:szCs w:val="20"/>
+          <w:bdr w:val="none" w:sz="0" w:space="0" w:color="auto" w:frame="1"/>
+        </w:rPr>
+        <w:t xml:space="preserve"> run build</w:t>
       </w:r>
     </w:p>
     <w:p>
@@ -266,6 +388,7 @@
           <w:bdr w:val="none" w:sz="0" w:space="0" w:color="auto" w:frame="1"/>
         </w:rPr>
       </w:pPr>
+      <w:proofErr w:type="spellStart"/>
       <w:r>
         <w:rPr>
           <w:rFonts w:ascii="Consolas" w:eastAsia="宋体" w:hAnsi="Consolas" w:cs="宋体" w:hint="eastAsia"/>
@@ -286,7 +409,19 @@
           <w:szCs w:val="20"/>
           <w:bdr w:val="none" w:sz="0" w:space="0" w:color="auto" w:frame="1"/>
         </w:rPr>
-        <w:t>pm run install</w:t>
+        <w:t>pm</w:t>
+      </w:r>
+      <w:proofErr w:type="spellEnd"/>
+      <w:r>
+        <w:rPr>
+          <w:rFonts w:ascii="Consolas" w:eastAsia="宋体" w:hAnsi="Consolas" w:cs="宋体"/>
+          <w:color w:val="24292F"/>
+          <w:kern w:val="0"/>
+          <w:sz w:val="20"/>
+          <w:szCs w:val="20"/>
+          <w:bdr w:val="none" w:sz="0" w:space="0" w:color="auto" w:frame="1"/>
+        </w:rPr>
+        <w:t xml:space="preserve"> run install</w:t>
       </w:r>
     </w:p>
     <w:p>
@@ -312,7 +447,7 @@
         </w:tabs>
         <w:jc w:val="left"/>
         <w:rPr>
-          <w:rFonts w:ascii="Consolas" w:eastAsia="宋体" w:hAnsi="Consolas" w:cs="宋体" w:hint="eastAsia"/>
+          <w:rFonts w:ascii="Consolas" w:eastAsia="宋体" w:hAnsi="Consolas" w:cs="宋体"/>
           <w:color w:val="24292F"/>
           <w:kern w:val="0"/>
           <w:sz w:val="20"/>
@@ -371,6 +506,7 @@
           </wp:inline>
         </w:drawing>
       </w:r>
+      <w:proofErr w:type="spellStart"/>
       <w:r>
         <w:rPr>
           <w:rFonts w:ascii="Consolas" w:eastAsia="宋体" w:hAnsi="Consolas" w:cs="宋体" w:hint="eastAsia"/>
@@ -393,6 +529,7 @@
         </w:rPr>
         <w:t>_modules</w:t>
       </w:r>
+      <w:proofErr w:type="spellEnd"/>
     </w:p>
     <w:p>
       <w:pPr>
@@ -500,6 +637,7 @@
           <w:szCs w:val="20"/>
         </w:rPr>
       </w:pPr>
+      <w:proofErr w:type="spellStart"/>
       <w:r>
         <w:rPr>
           <w:rFonts w:ascii="Consolas" w:eastAsia="宋体" w:hAnsi="Consolas" w:cs="宋体"/>
@@ -509,12 +647,25 @@
           <w:szCs w:val="20"/>
           <w:bdr w:val="none" w:sz="0" w:space="0" w:color="auto" w:frame="1"/>
         </w:rPr>
-        <w:t>npm run serve</w:t>
-      </w:r>
-    </w:p>
-    <w:p>
-      <w:pPr>
-        <w:rPr>
+        <w:t>npm</w:t>
+      </w:r>
+      <w:proofErr w:type="spellEnd"/>
+      <w:r>
+        <w:rPr>
+          <w:rFonts w:ascii="Consolas" w:eastAsia="宋体" w:hAnsi="Consolas" w:cs="宋体"/>
+          <w:color w:val="24292F"/>
+          <w:kern w:val="0"/>
+          <w:sz w:val="20"/>
+          <w:szCs w:val="20"/>
+          <w:bdr w:val="none" w:sz="0" w:space="0" w:color="auto" w:frame="1"/>
+        </w:rPr>
+        <w:t xml:space="preserve"> run serve</w:t>
+      </w:r>
+    </w:p>
+    <w:p>
+      <w:pPr>
+        <w:rPr>
+          <w:rFonts w:hint="eastAsia"/>
           <w:b/>
           <w:bCs/>
         </w:rPr>
@@ -563,6 +714,7 @@
     <w:p>
       <w:pPr>
         <w:rPr>
+          <w:rFonts w:hint="eastAsia"/>
           <w:b/>
           <w:bCs/>
         </w:rPr>
@@ -586,14 +738,38 @@
       </w:r>
     </w:p>
     <w:p>
-      <w:r>
-        <w:rPr>
-          <w:rFonts w:hint="eastAsia"/>
-        </w:rPr>
-        <w:t>在数据库中新建rate，不要导入sql！！！</w:t>
-      </w:r>
-    </w:p>
-    <w:p>
+      <w:pPr>
+        <w:rPr>
+          <w:rFonts w:hint="eastAsia"/>
+        </w:rPr>
+      </w:pPr>
+      <w:r>
+        <w:rPr>
+          <w:rFonts w:hint="eastAsia"/>
+        </w:rPr>
+        <w:t>在数据库中新建rate，不要导入</w:t>
+      </w:r>
+      <w:proofErr w:type="spellStart"/>
+      <w:r>
+        <w:rPr>
+          <w:rFonts w:hint="eastAsia"/>
+        </w:rPr>
+        <w:t>sql</w:t>
+      </w:r>
+      <w:proofErr w:type="spellEnd"/>
+      <w:r>
+        <w:rPr>
+          <w:rFonts w:hint="eastAsia"/>
+        </w:rPr>
+        <w:t>！！！</w:t>
+      </w:r>
+    </w:p>
+    <w:p>
+      <w:pPr>
+        <w:rPr>
+          <w:rFonts w:hint="eastAsia"/>
+        </w:rPr>
+      </w:pPr>
       <w:r>
         <w:rPr>
           <w:noProof/>
@@ -637,6 +813,11 @@
       </w:r>
     </w:p>
     <w:p>
+      <w:pPr>
+        <w:rPr>
+          <w:rFonts w:hint="eastAsia"/>
+        </w:rPr>
+      </w:pPr>
       <w:r>
         <w:rPr>
           <w:noProof/>
@@ -679,6 +860,11 @@
       </w:r>
     </w:p>
     <w:p>
+      <w:pPr>
+        <w:rPr>
+          <w:rFonts w:hint="eastAsia"/>
+        </w:rPr>
+      </w:pPr>
       <w:r>
         <w:t>R</w:t>
       </w:r>
@@ -707,23 +893,44 @@
         <w:t>点绿色箭头）</w:t>
       </w:r>
     </w:p>
-    <w:p/>
-    <w:p/>
-    <w:p/>
-    <w:p>
-      <w:r>
-        <w:rPr>
-          <w:rFonts w:hint="eastAsia"/>
-        </w:rPr>
-        <w:t>后端运行rateapplication</w:t>
-      </w:r>
-    </w:p>
-    <w:p>
+    <w:p>
+      <w:pPr>
+        <w:rPr>
+          <w:rFonts w:hint="eastAsia"/>
+        </w:rPr>
+      </w:pPr>
+    </w:p>
+    <w:p>
+      <w:pPr>
+        <w:rPr>
+          <w:rFonts w:hint="eastAsia"/>
+        </w:rPr>
+      </w:pPr>
+      <w:r>
+        <w:rPr>
+          <w:rFonts w:hint="eastAsia"/>
+        </w:rPr>
+        <w:t>后端运行</w:t>
+      </w:r>
+      <w:proofErr w:type="spellStart"/>
+      <w:r>
+        <w:rPr>
+          <w:rFonts w:hint="eastAsia"/>
+        </w:rPr>
+        <w:t>rateapplication</w:t>
+      </w:r>
+      <w:proofErr w:type="spellEnd"/>
+    </w:p>
+    <w:p>
+      <w:pPr>
+        <w:rPr>
+          <w:rFonts w:hint="eastAsia"/>
+        </w:rPr>
+      </w:pPr>
       <w:r>
         <w:rPr>
           <w:noProof/>
         </w:rPr>
-        <w:lastRenderedPageBreak/>
         <w:drawing>
           <wp:inline distT="0" distB="0" distL="0" distR="0" wp14:anchorId="2A00110C" wp14:editId="5F9AD42C">
             <wp:extent cx="4945809" cy="708721"/>
@@ -762,14 +969,25 @@
       </w:r>
     </w:p>
     <w:p>
-      <w:r>
-        <w:rPr>
-          <w:rFonts w:hint="eastAsia"/>
-        </w:rPr>
+      <w:pPr>
+        <w:rPr>
+          <w:rFonts w:hint="eastAsia"/>
+        </w:rPr>
+      </w:pPr>
+      <w:r>
+        <w:rPr>
+          <w:rFonts w:hint="eastAsia"/>
+        </w:rPr>
+        <w:lastRenderedPageBreak/>
         <w:t>查看数据库中rate是否导入。</w:t>
       </w:r>
     </w:p>
     <w:p>
+      <w:pPr>
+        <w:rPr>
+          <w:rFonts w:hint="eastAsia"/>
+        </w:rPr>
+      </w:pPr>
       <w:r>
         <w:rPr>
           <w:rFonts w:hint="eastAsia"/>
@@ -787,6 +1005,11 @@
       </w:r>
     </w:p>
     <w:p>
+      <w:pPr>
+        <w:rPr>
+          <w:rFonts w:hint="eastAsia"/>
+        </w:rPr>
+      </w:pPr>
       <w:r>
         <w:rPr>
           <w:rFonts w:hint="eastAsia"/>
@@ -835,17 +1058,35 @@
       </w:r>
     </w:p>
     <w:p>
-      <w:r>
-        <w:rPr>
-          <w:rFonts w:hint="eastAsia"/>
-        </w:rPr>
-        <w:t>导入rate</w:t>
+      <w:pPr>
+        <w:rPr>
+          <w:rFonts w:hint="eastAsia"/>
+        </w:rPr>
+      </w:pPr>
+      <w:r>
+        <w:rPr>
+          <w:rFonts w:hint="eastAsia"/>
+        </w:rPr>
+        <w:t>导入</w:t>
+      </w:r>
+      <w:proofErr w:type="spellStart"/>
+      <w:r>
+        <w:rPr>
+          <w:rFonts w:hint="eastAsia"/>
+        </w:rPr>
+        <w:t>rate</w:t>
       </w:r>
       <w:r>
         <w:t>.sql</w:t>
       </w:r>
-    </w:p>
-    <w:p>
+      <w:proofErr w:type="spellEnd"/>
+    </w:p>
+    <w:p>
+      <w:pPr>
+        <w:rPr>
+          <w:rFonts w:hint="eastAsia"/>
+        </w:rPr>
+      </w:pPr>
       <w:r>
         <w:rPr>
           <w:rFonts w:hint="eastAsia"/>
@@ -877,7 +1118,7 @@
 </file>
 
 <file path=word/styles.xml><?xml version="1.0" encoding="utf-8"?>
-<w:styles xmlns:mc="http://schemas.openxmlformats.org/markup-compatibility/2006" xmlns:r="http://schemas.openxmlformats.org/officeDocument/2006/relationships" xmlns:w="http://schemas.openxmlformats.org/wordprocessingml/2006/main" xmlns:w14="http://schemas.microsoft.com/office/word/2010/wordml" xmlns:w15="http://schemas.microsoft.com/office/word/2012/wordml" xmlns:w16cex="http://schemas.microsoft.com/office/word/2018/wordml/cex" xmlns:w16cid="http://schemas.microsoft.com/office/word/2016/wordml/cid" xmlns:w16="http://schemas.microsoft.com/office/word/2018/wordml" xmlns:w16sdtdh="http://schemas.microsoft.com/office/word/2020/wordml/sdtdatahash" xmlns:w16se="http://schemas.microsoft.com/office/word/2015/wordml/symex" mc:Ignorable="w14 w15 w16se w16cid w16 w16cex w16sdtdh">
+<w:styles xmlns:mc="http://schemas.openxmlformats.org/markup-compatibility/2006" xmlns:r="http://schemas.openxmlformats.org/officeDocument/2006/relationships" xmlns:w="http://schemas.openxmlformats.org/wordprocessingml/2006/main" xmlns:w14="http://schemas.microsoft.com/office/word/2010/wordml" xmlns:w15="http://schemas.microsoft.com/office/word/2012/wordml" xmlns:w16cex="http://schemas.microsoft.com/office/word/2018/wordml/cex" xmlns:w16cid="http://schemas.microsoft.com/office/word/2016/wordml/cid" xmlns:w16="http://schemas.microsoft.com/office/word/2018/wordml" xmlns:w16du="http://schemas.microsoft.com/office/word/2023/wordml/word16du" xmlns:w16sdtdh="http://schemas.microsoft.com/office/word/2020/wordml/sdtdatahash" xmlns:w16se="http://schemas.microsoft.com/office/word/2015/wordml/symex" mc:Ignorable="w14 w15 w16se w16cid w16 w16cex w16sdtdh w16du">
   <w:docDefaults>
     <w:rPrDefault>
       <w:rPr>
